--- a/Impartire iteratii - lab2.docx
+++ b/Impartire iteratii - lab2.docx
@@ -115,17 +115,7 @@
           <w:szCs w:val="26"/>
           <w:lang w:val="en-GB"/>
         </w:rPr>
-        <w:t>I</w:t>
-      </w:r>
-      <w:r>
-        <w:rPr>
-          <w:rFonts w:ascii="AppleSystemUIFont" w:hAnsi="AppleSystemUIFont" w:cs="AppleSystemUIFont"/>
-          <w:kern w:val="0"/>
-          <w:sz w:val="26"/>
-          <w:szCs w:val="26"/>
-          <w:lang w:val="en-GB"/>
-        </w:rPr>
-        <w:t>teratia</w:t>
+        <w:t>Iteratia</w:t>
       </w:r>
       <w:proofErr w:type="spellEnd"/>
       <w:r>
@@ -141,47 +131,55 @@
     </w:p>
     <w:p>
       <w:pPr>
+        <w:pStyle w:val="ListParagraph"/>
         <w:numPr>
-          <w:ilvl w:val="1"/>
-          <w:numId w:val="1"/>
+          <w:ilvl w:val="0"/>
+          <w:numId w:val="3"/>
         </w:numPr>
         <w:autoSpaceDE w:val="0"/>
         <w:autoSpaceDN w:val="0"/>
         <w:adjustRightInd w:val="0"/>
         <w:spacing w:after="0" w:line="240" w:lineRule="auto"/>
-        <w:ind w:left="0" w:firstLine="0"/>
-        <w:rPr>
-          <w:rFonts w:ascii="AppleSystemUIFont" w:hAnsi="AppleSystemUIFont" w:cs="AppleSystemUIFont"/>
-          <w:kern w:val="0"/>
-          <w:sz w:val="26"/>
-          <w:szCs w:val="26"/>
-          <w:lang w:val="en-GB"/>
-        </w:rPr>
-      </w:pPr>
-      <w:proofErr w:type="spellStart"/>
-      <w:r>
-        <w:rPr>
-          <w:rFonts w:ascii="AppleSystemUIFont" w:hAnsi="AppleSystemUIFont" w:cs="AppleSystemUIFont"/>
-          <w:kern w:val="0"/>
-          <w:sz w:val="26"/>
-          <w:szCs w:val="26"/>
-          <w:lang w:val="en-GB"/>
-        </w:rPr>
-        <w:t>autentificare</w:t>
-      </w:r>
-      <w:proofErr w:type="spellEnd"/>
+        <w:rPr>
+          <w:rFonts w:ascii="AppleSystemUIFont" w:hAnsi="AppleSystemUIFont" w:cs="AppleSystemUIFont"/>
+          <w:kern w:val="0"/>
+          <w:sz w:val="26"/>
+          <w:szCs w:val="26"/>
+          <w:lang w:val="en-GB"/>
+        </w:rPr>
+      </w:pPr>
+      <w:r>
+        <w:rPr>
+          <w:rFonts w:ascii="AppleSystemUIFont" w:hAnsi="AppleSystemUIFont" w:cs="AppleSystemUIFont"/>
+          <w:kern w:val="0"/>
+          <w:sz w:val="26"/>
+          <w:szCs w:val="26"/>
+          <w:lang w:val="en-GB"/>
+        </w:rPr>
+        <w:t>I</w:t>
+      </w:r>
+      <w:r>
+        <w:rPr>
+          <w:rFonts w:ascii="AppleSystemUIFont" w:hAnsi="AppleSystemUIFont" w:cs="AppleSystemUIFont"/>
+          <w:kern w:val="0"/>
+          <w:sz w:val="26"/>
+          <w:szCs w:val="26"/>
+          <w:lang w:val="en-GB"/>
+        </w:rPr>
+        <w:t>mport</w:t>
+      </w:r>
     </w:p>
     <w:p>
       <w:pPr>
+        <w:pStyle w:val="ListParagraph"/>
         <w:numPr>
-          <w:ilvl w:val="1"/>
-          <w:numId w:val="1"/>
+          <w:ilvl w:val="0"/>
+          <w:numId w:val="3"/>
         </w:numPr>
         <w:autoSpaceDE w:val="0"/>
         <w:autoSpaceDN w:val="0"/>
         <w:adjustRightInd w:val="0"/>
         <w:spacing w:after="0" w:line="240" w:lineRule="auto"/>
-        <w:ind w:left="0" w:firstLine="0"/>
         <w:rPr>
           <w:rFonts w:ascii="AppleSystemUIFont" w:hAnsi="AppleSystemUIFont" w:cs="AppleSystemUIFont"/>
           <w:kern w:val="0"/>
@@ -199,31 +197,31 @@
           <w:szCs w:val="26"/>
           <w:lang w:val="en-GB"/>
         </w:rPr>
-        <w:t>cautare</w:t>
+        <w:t>A</w:t>
+      </w:r>
+      <w:r>
+        <w:rPr>
+          <w:rFonts w:ascii="AppleSystemUIFont" w:hAnsi="AppleSystemUIFont" w:cs="AppleSystemUIFont"/>
+          <w:kern w:val="0"/>
+          <w:sz w:val="26"/>
+          <w:szCs w:val="26"/>
+          <w:lang w:val="en-GB"/>
+        </w:rPr>
+        <w:t>utentificare</w:t>
       </w:r>
       <w:proofErr w:type="spellEnd"/>
-      <w:r>
-        <w:rPr>
-          <w:rFonts w:ascii="AppleSystemUIFont" w:hAnsi="AppleSystemUIFont" w:cs="AppleSystemUIFont"/>
-          <w:kern w:val="0"/>
-          <w:sz w:val="26"/>
-          <w:szCs w:val="26"/>
-          <w:lang w:val="en-GB"/>
-        </w:rPr>
-        <w:t xml:space="preserve"> carte</w:t>
-      </w:r>
     </w:p>
     <w:p>
       <w:pPr>
+        <w:pStyle w:val="ListParagraph"/>
         <w:numPr>
-          <w:ilvl w:val="1"/>
-          <w:numId w:val="1"/>
+          <w:ilvl w:val="0"/>
+          <w:numId w:val="3"/>
         </w:numPr>
         <w:autoSpaceDE w:val="0"/>
         <w:autoSpaceDN w:val="0"/>
         <w:adjustRightInd w:val="0"/>
         <w:spacing w:after="0" w:line="240" w:lineRule="auto"/>
-        <w:ind w:left="0" w:firstLine="0"/>
         <w:rPr>
           <w:rFonts w:ascii="AppleSystemUIFont" w:hAnsi="AppleSystemUIFont" w:cs="AppleSystemUIFont"/>
           <w:kern w:val="0"/>
@@ -241,7 +239,7 @@
           <w:szCs w:val="26"/>
           <w:lang w:val="en-GB"/>
         </w:rPr>
-        <w:t>vizualizare</w:t>
+        <w:t>cautare</w:t>
       </w:r>
       <w:proofErr w:type="spellEnd"/>
       <w:r>
@@ -257,62 +255,15 @@
     </w:p>
     <w:p>
       <w:pPr>
-        <w:autoSpaceDE w:val="0"/>
-        <w:autoSpaceDN w:val="0"/>
-        <w:adjustRightInd w:val="0"/>
-        <w:spacing w:after="0" w:line="240" w:lineRule="auto"/>
-        <w:rPr>
-          <w:rFonts w:ascii="AppleSystemUIFont" w:hAnsi="AppleSystemUIFont" w:cs="AppleSystemUIFont"/>
-          <w:kern w:val="0"/>
-          <w:sz w:val="26"/>
-          <w:szCs w:val="26"/>
-          <w:lang w:val="en-GB"/>
-        </w:rPr>
-      </w:pPr>
-      <w:proofErr w:type="spellStart"/>
-      <w:r>
-        <w:rPr>
-          <w:rFonts w:ascii="AppleSystemUIFont" w:hAnsi="AppleSystemUIFont" w:cs="AppleSystemUIFont"/>
-          <w:kern w:val="0"/>
-          <w:sz w:val="26"/>
-          <w:szCs w:val="26"/>
-          <w:lang w:val="en-GB"/>
-        </w:rPr>
-        <w:t>I</w:t>
-      </w:r>
-      <w:r>
-        <w:rPr>
-          <w:rFonts w:ascii="AppleSystemUIFont" w:hAnsi="AppleSystemUIFont" w:cs="AppleSystemUIFont"/>
-          <w:kern w:val="0"/>
-          <w:sz w:val="26"/>
-          <w:szCs w:val="26"/>
-          <w:lang w:val="en-GB"/>
-        </w:rPr>
-        <w:t>teratia</w:t>
-      </w:r>
-      <w:proofErr w:type="spellEnd"/>
-      <w:r>
-        <w:rPr>
-          <w:rFonts w:ascii="AppleSystemUIFont" w:hAnsi="AppleSystemUIFont" w:cs="AppleSystemUIFont"/>
-          <w:kern w:val="0"/>
-          <w:sz w:val="26"/>
-          <w:szCs w:val="26"/>
-          <w:lang w:val="en-GB"/>
-        </w:rPr>
-        <w:t xml:space="preserve"> 2:</w:t>
-      </w:r>
-    </w:p>
-    <w:p>
-      <w:pPr>
+        <w:pStyle w:val="ListParagraph"/>
         <w:numPr>
-          <w:ilvl w:val="1"/>
-          <w:numId w:val="1"/>
+          <w:ilvl w:val="0"/>
+          <w:numId w:val="3"/>
         </w:numPr>
         <w:autoSpaceDE w:val="0"/>
         <w:autoSpaceDN w:val="0"/>
         <w:adjustRightInd w:val="0"/>
         <w:spacing w:after="0" w:line="240" w:lineRule="auto"/>
-        <w:ind w:left="0" w:firstLine="0"/>
         <w:rPr>
           <w:rFonts w:ascii="AppleSystemUIFont" w:hAnsi="AppleSystemUIFont" w:cs="AppleSystemUIFont"/>
           <w:kern w:val="0"/>
@@ -330,7 +281,7 @@
           <w:szCs w:val="26"/>
           <w:lang w:val="en-GB"/>
         </w:rPr>
-        <w:t>adaugare</w:t>
+        <w:t>vizualizare</w:t>
       </w:r>
       <w:proofErr w:type="spellEnd"/>
       <w:r>
@@ -341,32 +292,57 @@
           <w:szCs w:val="26"/>
           <w:lang w:val="en-GB"/>
         </w:rPr>
-        <w:t xml:space="preserve"> </w:t>
-      </w:r>
-      <w:proofErr w:type="spellStart"/>
-      <w:r>
-        <w:rPr>
-          <w:rFonts w:ascii="AppleSystemUIFont" w:hAnsi="AppleSystemUIFont" w:cs="AppleSystemUIFont"/>
-          <w:kern w:val="0"/>
-          <w:sz w:val="26"/>
-          <w:szCs w:val="26"/>
-          <w:lang w:val="en-GB"/>
-        </w:rPr>
-        <w:t>recenzie</w:t>
-      </w:r>
-      <w:proofErr w:type="spellEnd"/>
+        <w:t xml:space="preserve"> carte</w:t>
+      </w:r>
     </w:p>
     <w:p>
       <w:pPr>
+        <w:autoSpaceDE w:val="0"/>
+        <w:autoSpaceDN w:val="0"/>
+        <w:adjustRightInd w:val="0"/>
+        <w:spacing w:after="0" w:line="240" w:lineRule="auto"/>
+        <w:rPr>
+          <w:rFonts w:ascii="AppleSystemUIFont" w:hAnsi="AppleSystemUIFont" w:cs="AppleSystemUIFont"/>
+          <w:kern w:val="0"/>
+          <w:sz w:val="26"/>
+          <w:szCs w:val="26"/>
+          <w:lang w:val="en-GB"/>
+        </w:rPr>
+      </w:pPr>
+      <w:proofErr w:type="spellStart"/>
+      <w:r>
+        <w:rPr>
+          <w:rFonts w:ascii="AppleSystemUIFont" w:hAnsi="AppleSystemUIFont" w:cs="AppleSystemUIFont"/>
+          <w:kern w:val="0"/>
+          <w:sz w:val="26"/>
+          <w:szCs w:val="26"/>
+          <w:lang w:val="en-GB"/>
+        </w:rPr>
+        <w:t>Iteratia</w:t>
+      </w:r>
+      <w:proofErr w:type="spellEnd"/>
+      <w:r>
+        <w:rPr>
+          <w:rFonts w:ascii="AppleSystemUIFont" w:hAnsi="AppleSystemUIFont" w:cs="AppleSystemUIFont"/>
+          <w:kern w:val="0"/>
+          <w:sz w:val="26"/>
+          <w:szCs w:val="26"/>
+          <w:lang w:val="en-GB"/>
+        </w:rPr>
+        <w:t xml:space="preserve"> 2:</w:t>
+      </w:r>
+    </w:p>
+    <w:p>
+      <w:pPr>
+        <w:pStyle w:val="ListParagraph"/>
         <w:numPr>
-          <w:ilvl w:val="1"/>
-          <w:numId w:val="1"/>
+          <w:ilvl w:val="0"/>
+          <w:numId w:val="3"/>
         </w:numPr>
         <w:autoSpaceDE w:val="0"/>
         <w:autoSpaceDN w:val="0"/>
         <w:adjustRightInd w:val="0"/>
         <w:spacing w:after="0" w:line="240" w:lineRule="auto"/>
-        <w:ind w:left="0" w:firstLine="0"/>
         <w:rPr>
           <w:rFonts w:ascii="AppleSystemUIFont" w:hAnsi="AppleSystemUIFont" w:cs="AppleSystemUIFont"/>
           <w:kern w:val="0"/>
@@ -384,7 +360,7 @@
           <w:szCs w:val="26"/>
           <w:lang w:val="en-GB"/>
         </w:rPr>
-        <w:t>gestionare</w:t>
+        <w:t>adaugare</w:t>
       </w:r>
       <w:proofErr w:type="spellEnd"/>
       <w:r>
@@ -395,67 +371,32 @@
           <w:szCs w:val="26"/>
           <w:lang w:val="en-GB"/>
         </w:rPr>
-        <w:t xml:space="preserve"> cos</w:t>
-      </w:r>
+        <w:t xml:space="preserve"> </w:t>
+      </w:r>
+      <w:proofErr w:type="spellStart"/>
+      <w:r>
+        <w:rPr>
+          <w:rFonts w:ascii="AppleSystemUIFont" w:hAnsi="AppleSystemUIFont" w:cs="AppleSystemUIFont"/>
+          <w:kern w:val="0"/>
+          <w:sz w:val="26"/>
+          <w:szCs w:val="26"/>
+          <w:lang w:val="en-GB"/>
+        </w:rPr>
+        <w:t>recenzie</w:t>
+      </w:r>
+      <w:proofErr w:type="spellEnd"/>
     </w:p>
     <w:p>
       <w:pPr>
-        <w:autoSpaceDE w:val="0"/>
-        <w:autoSpaceDN w:val="0"/>
-        <w:adjustRightInd w:val="0"/>
-        <w:spacing w:after="0" w:line="240" w:lineRule="auto"/>
-        <w:rPr>
-          <w:rFonts w:ascii="AppleSystemUIFont" w:hAnsi="AppleSystemUIFont" w:cs="AppleSystemUIFont"/>
-          <w:kern w:val="0"/>
-          <w:sz w:val="26"/>
-          <w:szCs w:val="26"/>
-          <w:lang w:val="en-GB"/>
-        </w:rPr>
-      </w:pPr>
-      <w:proofErr w:type="spellStart"/>
-      <w:r>
-        <w:rPr>
-          <w:rFonts w:ascii="AppleSystemUIFont" w:hAnsi="AppleSystemUIFont" w:cs="AppleSystemUIFont"/>
-          <w:kern w:val="0"/>
-          <w:sz w:val="26"/>
-          <w:szCs w:val="26"/>
-          <w:lang w:val="en-GB"/>
-        </w:rPr>
-        <w:t>I</w:t>
-      </w:r>
-      <w:r>
-        <w:rPr>
-          <w:rFonts w:ascii="AppleSystemUIFont" w:hAnsi="AppleSystemUIFont" w:cs="AppleSystemUIFont"/>
-          <w:kern w:val="0"/>
-          <w:sz w:val="26"/>
-          <w:szCs w:val="26"/>
-          <w:lang w:val="en-GB"/>
-        </w:rPr>
-        <w:t>teratia</w:t>
-      </w:r>
-      <w:proofErr w:type="spellEnd"/>
-      <w:r>
-        <w:rPr>
-          <w:rFonts w:ascii="AppleSystemUIFont" w:hAnsi="AppleSystemUIFont" w:cs="AppleSystemUIFont"/>
-          <w:kern w:val="0"/>
-          <w:sz w:val="26"/>
-          <w:szCs w:val="26"/>
-          <w:lang w:val="en-GB"/>
-        </w:rPr>
-        <w:t xml:space="preserve"> 3:</w:t>
-      </w:r>
-    </w:p>
-    <w:p>
-      <w:pPr>
+        <w:pStyle w:val="ListParagraph"/>
         <w:numPr>
-          <w:ilvl w:val="1"/>
-          <w:numId w:val="1"/>
+          <w:ilvl w:val="0"/>
+          <w:numId w:val="3"/>
         </w:numPr>
         <w:autoSpaceDE w:val="0"/>
         <w:autoSpaceDN w:val="0"/>
         <w:adjustRightInd w:val="0"/>
         <w:spacing w:after="0" w:line="240" w:lineRule="auto"/>
-        <w:ind w:left="0" w:firstLine="0"/>
         <w:rPr>
           <w:rFonts w:ascii="AppleSystemUIFont" w:hAnsi="AppleSystemUIFont" w:cs="AppleSystemUIFont"/>
           <w:kern w:val="0"/>
@@ -473,7 +414,7 @@
           <w:szCs w:val="26"/>
           <w:lang w:val="en-GB"/>
         </w:rPr>
-        <w:t>finalizare</w:t>
+        <w:t>gestionare</w:t>
       </w:r>
       <w:proofErr w:type="spellEnd"/>
       <w:r>
@@ -484,86 +425,165 @@
           <w:szCs w:val="26"/>
           <w:lang w:val="en-GB"/>
         </w:rPr>
-        <w:t xml:space="preserve"> </w:t>
-      </w:r>
-      <w:proofErr w:type="spellStart"/>
-      <w:r>
-        <w:rPr>
-          <w:rFonts w:ascii="AppleSystemUIFont" w:hAnsi="AppleSystemUIFont" w:cs="AppleSystemUIFont"/>
-          <w:kern w:val="0"/>
-          <w:sz w:val="26"/>
-          <w:szCs w:val="26"/>
-          <w:lang w:val="en-GB"/>
-        </w:rPr>
-        <w:t>comanda</w:t>
-      </w:r>
-      <w:proofErr w:type="spellEnd"/>
-      <w:r>
-        <w:rPr>
-          <w:rFonts w:ascii="AppleSystemUIFont" w:hAnsi="AppleSystemUIFont" w:cs="AppleSystemUIFont"/>
-          <w:kern w:val="0"/>
-          <w:sz w:val="26"/>
-          <w:szCs w:val="26"/>
-          <w:lang w:val="en-GB"/>
-        </w:rPr>
-        <w:t xml:space="preserve"> (</w:t>
-      </w:r>
-      <w:proofErr w:type="spellStart"/>
-      <w:r>
-        <w:rPr>
-          <w:rFonts w:ascii="AppleSystemUIFont" w:hAnsi="AppleSystemUIFont" w:cs="AppleSystemUIFont"/>
-          <w:kern w:val="0"/>
-          <w:sz w:val="26"/>
-          <w:szCs w:val="26"/>
-          <w:lang w:val="en-GB"/>
-        </w:rPr>
-        <w:t>validare</w:t>
-      </w:r>
-      <w:proofErr w:type="spellEnd"/>
-      <w:r>
-        <w:rPr>
-          <w:rFonts w:ascii="AppleSystemUIFont" w:hAnsi="AppleSystemUIFont" w:cs="AppleSystemUIFont"/>
-          <w:kern w:val="0"/>
-          <w:sz w:val="26"/>
-          <w:szCs w:val="26"/>
-          <w:lang w:val="en-GB"/>
-        </w:rPr>
-        <w:t xml:space="preserve"> </w:t>
-      </w:r>
-      <w:proofErr w:type="spellStart"/>
-      <w:r>
-        <w:rPr>
-          <w:rFonts w:ascii="AppleSystemUIFont" w:hAnsi="AppleSystemUIFont" w:cs="AppleSystemUIFont"/>
-          <w:kern w:val="0"/>
-          <w:sz w:val="26"/>
-          <w:szCs w:val="26"/>
-          <w:lang w:val="en-GB"/>
-        </w:rPr>
-        <w:t>plata</w:t>
-      </w:r>
-      <w:proofErr w:type="spellEnd"/>
-      <w:r>
-        <w:rPr>
-          <w:rFonts w:ascii="AppleSystemUIFont" w:hAnsi="AppleSystemUIFont" w:cs="AppleSystemUIFont"/>
-          <w:kern w:val="0"/>
-          <w:sz w:val="26"/>
-          <w:szCs w:val="26"/>
-          <w:lang w:val="en-GB"/>
-        </w:rPr>
-        <w:t>)</w:t>
+        <w:t xml:space="preserve"> cos</w:t>
       </w:r>
     </w:p>
     <w:p>
       <w:pPr>
+        <w:autoSpaceDE w:val="0"/>
+        <w:autoSpaceDN w:val="0"/>
+        <w:adjustRightInd w:val="0"/>
+        <w:spacing w:after="0" w:line="240" w:lineRule="auto"/>
+        <w:rPr>
+          <w:rFonts w:ascii="AppleSystemUIFont" w:hAnsi="AppleSystemUIFont" w:cs="AppleSystemUIFont"/>
+          <w:kern w:val="0"/>
+          <w:sz w:val="26"/>
+          <w:szCs w:val="26"/>
+          <w:lang w:val="en-GB"/>
+        </w:rPr>
+      </w:pPr>
+      <w:proofErr w:type="spellStart"/>
+      <w:r>
+        <w:rPr>
+          <w:rFonts w:ascii="AppleSystemUIFont" w:hAnsi="AppleSystemUIFont" w:cs="AppleSystemUIFont"/>
+          <w:kern w:val="0"/>
+          <w:sz w:val="26"/>
+          <w:szCs w:val="26"/>
+          <w:lang w:val="en-GB"/>
+        </w:rPr>
+        <w:t>Iteratia</w:t>
+      </w:r>
+      <w:proofErr w:type="spellEnd"/>
+      <w:r>
+        <w:rPr>
+          <w:rFonts w:ascii="AppleSystemUIFont" w:hAnsi="AppleSystemUIFont" w:cs="AppleSystemUIFont"/>
+          <w:kern w:val="0"/>
+          <w:sz w:val="26"/>
+          <w:szCs w:val="26"/>
+          <w:lang w:val="en-GB"/>
+        </w:rPr>
+        <w:t xml:space="preserve"> 3:</w:t>
+      </w:r>
+    </w:p>
+    <w:p>
+      <w:pPr>
+        <w:pStyle w:val="ListParagraph"/>
         <w:numPr>
-          <w:ilvl w:val="1"/>
-          <w:numId w:val="1"/>
+          <w:ilvl w:val="0"/>
+          <w:numId w:val="3"/>
         </w:numPr>
         <w:autoSpaceDE w:val="0"/>
         <w:autoSpaceDN w:val="0"/>
         <w:adjustRightInd w:val="0"/>
         <w:spacing w:after="0" w:line="240" w:lineRule="auto"/>
-        <w:ind w:left="0" w:firstLine="0"/>
+        <w:rPr>
+          <w:rFonts w:ascii="AppleSystemUIFont" w:hAnsi="AppleSystemUIFont" w:cs="AppleSystemUIFont"/>
+          <w:kern w:val="0"/>
+          <w:sz w:val="26"/>
+          <w:szCs w:val="26"/>
+          <w:lang w:val="en-GB"/>
+        </w:rPr>
+      </w:pPr>
+      <w:proofErr w:type="spellStart"/>
+      <w:r>
+        <w:rPr>
+          <w:rFonts w:ascii="AppleSystemUIFont" w:hAnsi="AppleSystemUIFont" w:cs="AppleSystemUIFont"/>
+          <w:kern w:val="0"/>
+          <w:sz w:val="26"/>
+          <w:szCs w:val="26"/>
+          <w:lang w:val="en-GB"/>
+        </w:rPr>
+        <w:t>finalizare</w:t>
+      </w:r>
+      <w:proofErr w:type="spellEnd"/>
+      <w:r>
+        <w:rPr>
+          <w:rFonts w:ascii="AppleSystemUIFont" w:hAnsi="AppleSystemUIFont" w:cs="AppleSystemUIFont"/>
+          <w:kern w:val="0"/>
+          <w:sz w:val="26"/>
+          <w:szCs w:val="26"/>
+          <w:lang w:val="en-GB"/>
+        </w:rPr>
+        <w:t xml:space="preserve"> </w:t>
+      </w:r>
+      <w:proofErr w:type="spellStart"/>
+      <w:r>
+        <w:rPr>
+          <w:rFonts w:ascii="AppleSystemUIFont" w:hAnsi="AppleSystemUIFont" w:cs="AppleSystemUIFont"/>
+          <w:kern w:val="0"/>
+          <w:sz w:val="26"/>
+          <w:szCs w:val="26"/>
+          <w:lang w:val="en-GB"/>
+        </w:rPr>
+        <w:t>comanda</w:t>
+      </w:r>
+      <w:proofErr w:type="spellEnd"/>
+      <w:r>
+        <w:rPr>
+          <w:rFonts w:ascii="AppleSystemUIFont" w:hAnsi="AppleSystemUIFont" w:cs="AppleSystemUIFont"/>
+          <w:kern w:val="0"/>
+          <w:sz w:val="26"/>
+          <w:szCs w:val="26"/>
+          <w:lang w:val="en-GB"/>
+        </w:rPr>
+        <w:t xml:space="preserve"> (</w:t>
+      </w:r>
+      <w:proofErr w:type="spellStart"/>
+      <w:r>
+        <w:rPr>
+          <w:rFonts w:ascii="AppleSystemUIFont" w:hAnsi="AppleSystemUIFont" w:cs="AppleSystemUIFont"/>
+          <w:kern w:val="0"/>
+          <w:sz w:val="26"/>
+          <w:szCs w:val="26"/>
+          <w:lang w:val="en-GB"/>
+        </w:rPr>
+        <w:t>validare</w:t>
+      </w:r>
+      <w:proofErr w:type="spellEnd"/>
+      <w:r>
+        <w:rPr>
+          <w:rFonts w:ascii="AppleSystemUIFont" w:hAnsi="AppleSystemUIFont" w:cs="AppleSystemUIFont"/>
+          <w:kern w:val="0"/>
+          <w:sz w:val="26"/>
+          <w:szCs w:val="26"/>
+          <w:lang w:val="en-GB"/>
+        </w:rPr>
+        <w:t xml:space="preserve"> </w:t>
+      </w:r>
+      <w:proofErr w:type="spellStart"/>
+      <w:r>
+        <w:rPr>
+          <w:rFonts w:ascii="AppleSystemUIFont" w:hAnsi="AppleSystemUIFont" w:cs="AppleSystemUIFont"/>
+          <w:kern w:val="0"/>
+          <w:sz w:val="26"/>
+          <w:szCs w:val="26"/>
+          <w:lang w:val="en-GB"/>
+        </w:rPr>
+        <w:t>plata</w:t>
+      </w:r>
+      <w:proofErr w:type="spellEnd"/>
+      <w:r>
+        <w:rPr>
+          <w:rFonts w:ascii="AppleSystemUIFont" w:hAnsi="AppleSystemUIFont" w:cs="AppleSystemUIFont"/>
+          <w:kern w:val="0"/>
+          <w:sz w:val="26"/>
+          <w:szCs w:val="26"/>
+          <w:lang w:val="en-GB"/>
+        </w:rPr>
+        <w:t>)</w:t>
+      </w:r>
+    </w:p>
+    <w:p>
+      <w:pPr>
+        <w:pStyle w:val="ListParagraph"/>
+        <w:numPr>
+          <w:ilvl w:val="0"/>
+          <w:numId w:val="3"/>
+        </w:numPr>
+        <w:autoSpaceDE w:val="0"/>
+        <w:autoSpaceDN w:val="0"/>
+        <w:adjustRightInd w:val="0"/>
+        <w:spacing w:after="0" w:line="240" w:lineRule="auto"/>
         <w:rPr>
           <w:rFonts w:ascii="AppleSystemUIFont" w:hAnsi="AppleSystemUIFont" w:cs="AppleSystemUIFont"/>
           <w:kern w:val="0"/>
@@ -721,8 +741,238 @@
       <w:lvlJc w:val="left"/>
     </w:lvl>
   </w:abstractNum>
+  <w:abstractNum w:abstractNumId="1" w15:restartNumberingAfterBreak="0">
+    <w:nsid w:val="55264DB2"/>
+    <w:multiLevelType w:val="hybridMultilevel"/>
+    <w:tmpl w:val="86945896"/>
+    <w:lvl w:ilvl="0" w:tplc="2E2E2548">
+      <w:numFmt w:val="bullet"/>
+      <w:lvlText w:val="-"/>
+      <w:lvlJc w:val="left"/>
+      <w:pPr>
+        <w:ind w:left="720" w:hanging="360"/>
+      </w:pPr>
+      <w:rPr>
+        <w:rFonts w:ascii="AppleSystemUIFont" w:eastAsiaTheme="minorHAnsi" w:hAnsi="AppleSystemUIFont" w:cs="AppleSystemUIFont" w:hint="default"/>
+      </w:rPr>
+    </w:lvl>
+    <w:lvl w:ilvl="1" w:tplc="08090003" w:tentative="1">
+      <w:start w:val="1"/>
+      <w:numFmt w:val="bullet"/>
+      <w:lvlText w:val="o"/>
+      <w:lvlJc w:val="left"/>
+      <w:pPr>
+        <w:ind w:left="1440" w:hanging="360"/>
+      </w:pPr>
+      <w:rPr>
+        <w:rFonts w:ascii="Courier New" w:hAnsi="Courier New" w:hint="default"/>
+      </w:rPr>
+    </w:lvl>
+    <w:lvl w:ilvl="2" w:tplc="08090005" w:tentative="1">
+      <w:start w:val="1"/>
+      <w:numFmt w:val="bullet"/>
+      <w:lvlText w:val=""/>
+      <w:lvlJc w:val="left"/>
+      <w:pPr>
+        <w:ind w:left="2160" w:hanging="360"/>
+      </w:pPr>
+      <w:rPr>
+        <w:rFonts w:ascii="Wingdings" w:hAnsi="Wingdings" w:hint="default"/>
+      </w:rPr>
+    </w:lvl>
+    <w:lvl w:ilvl="3" w:tplc="08090001" w:tentative="1">
+      <w:start w:val="1"/>
+      <w:numFmt w:val="bullet"/>
+      <w:lvlText w:val=""/>
+      <w:lvlJc w:val="left"/>
+      <w:pPr>
+        <w:ind w:left="2880" w:hanging="360"/>
+      </w:pPr>
+      <w:rPr>
+        <w:rFonts w:ascii="Symbol" w:hAnsi="Symbol" w:hint="default"/>
+      </w:rPr>
+    </w:lvl>
+    <w:lvl w:ilvl="4" w:tplc="08090003" w:tentative="1">
+      <w:start w:val="1"/>
+      <w:numFmt w:val="bullet"/>
+      <w:lvlText w:val="o"/>
+      <w:lvlJc w:val="left"/>
+      <w:pPr>
+        <w:ind w:left="3600" w:hanging="360"/>
+      </w:pPr>
+      <w:rPr>
+        <w:rFonts w:ascii="Courier New" w:hAnsi="Courier New" w:hint="default"/>
+      </w:rPr>
+    </w:lvl>
+    <w:lvl w:ilvl="5" w:tplc="08090005" w:tentative="1">
+      <w:start w:val="1"/>
+      <w:numFmt w:val="bullet"/>
+      <w:lvlText w:val=""/>
+      <w:lvlJc w:val="left"/>
+      <w:pPr>
+        <w:ind w:left="4320" w:hanging="360"/>
+      </w:pPr>
+      <w:rPr>
+        <w:rFonts w:ascii="Wingdings" w:hAnsi="Wingdings" w:hint="default"/>
+      </w:rPr>
+    </w:lvl>
+    <w:lvl w:ilvl="6" w:tplc="08090001" w:tentative="1">
+      <w:start w:val="1"/>
+      <w:numFmt w:val="bullet"/>
+      <w:lvlText w:val=""/>
+      <w:lvlJc w:val="left"/>
+      <w:pPr>
+        <w:ind w:left="5040" w:hanging="360"/>
+      </w:pPr>
+      <w:rPr>
+        <w:rFonts w:ascii="Symbol" w:hAnsi="Symbol" w:hint="default"/>
+      </w:rPr>
+    </w:lvl>
+    <w:lvl w:ilvl="7" w:tplc="08090003" w:tentative="1">
+      <w:start w:val="1"/>
+      <w:numFmt w:val="bullet"/>
+      <w:lvlText w:val="o"/>
+      <w:lvlJc w:val="left"/>
+      <w:pPr>
+        <w:ind w:left="5760" w:hanging="360"/>
+      </w:pPr>
+      <w:rPr>
+        <w:rFonts w:ascii="Courier New" w:hAnsi="Courier New" w:hint="default"/>
+      </w:rPr>
+    </w:lvl>
+    <w:lvl w:ilvl="8" w:tplc="08090005" w:tentative="1">
+      <w:start w:val="1"/>
+      <w:numFmt w:val="bullet"/>
+      <w:lvlText w:val=""/>
+      <w:lvlJc w:val="left"/>
+      <w:pPr>
+        <w:ind w:left="6480" w:hanging="360"/>
+      </w:pPr>
+      <w:rPr>
+        <w:rFonts w:ascii="Wingdings" w:hAnsi="Wingdings" w:hint="default"/>
+      </w:rPr>
+    </w:lvl>
+  </w:abstractNum>
+  <w:abstractNum w:abstractNumId="2" w15:restartNumberingAfterBreak="0">
+    <w:nsid w:val="6C9B47A5"/>
+    <w:multiLevelType w:val="hybridMultilevel"/>
+    <w:tmpl w:val="D5D00480"/>
+    <w:lvl w:ilvl="0" w:tplc="F72E61F8">
+      <w:numFmt w:val="bullet"/>
+      <w:lvlText w:val="-"/>
+      <w:lvlJc w:val="left"/>
+      <w:pPr>
+        <w:ind w:left="720" w:hanging="360"/>
+      </w:pPr>
+      <w:rPr>
+        <w:rFonts w:ascii="AppleSystemUIFont" w:eastAsiaTheme="minorHAnsi" w:hAnsi="AppleSystemUIFont" w:cs="AppleSystemUIFont" w:hint="default"/>
+      </w:rPr>
+    </w:lvl>
+    <w:lvl w:ilvl="1" w:tplc="08090003" w:tentative="1">
+      <w:start w:val="1"/>
+      <w:numFmt w:val="bullet"/>
+      <w:lvlText w:val="o"/>
+      <w:lvlJc w:val="left"/>
+      <w:pPr>
+        <w:ind w:left="1440" w:hanging="360"/>
+      </w:pPr>
+      <w:rPr>
+        <w:rFonts w:ascii="Courier New" w:hAnsi="Courier New" w:hint="default"/>
+      </w:rPr>
+    </w:lvl>
+    <w:lvl w:ilvl="2" w:tplc="08090005" w:tentative="1">
+      <w:start w:val="1"/>
+      <w:numFmt w:val="bullet"/>
+      <w:lvlText w:val=""/>
+      <w:lvlJc w:val="left"/>
+      <w:pPr>
+        <w:ind w:left="2160" w:hanging="360"/>
+      </w:pPr>
+      <w:rPr>
+        <w:rFonts w:ascii="Wingdings" w:hAnsi="Wingdings" w:hint="default"/>
+      </w:rPr>
+    </w:lvl>
+    <w:lvl w:ilvl="3" w:tplc="08090001" w:tentative="1">
+      <w:start w:val="1"/>
+      <w:numFmt w:val="bullet"/>
+      <w:lvlText w:val=""/>
+      <w:lvlJc w:val="left"/>
+      <w:pPr>
+        <w:ind w:left="2880" w:hanging="360"/>
+      </w:pPr>
+      <w:rPr>
+        <w:rFonts w:ascii="Symbol" w:hAnsi="Symbol" w:hint="default"/>
+      </w:rPr>
+    </w:lvl>
+    <w:lvl w:ilvl="4" w:tplc="08090003" w:tentative="1">
+      <w:start w:val="1"/>
+      <w:numFmt w:val="bullet"/>
+      <w:lvlText w:val="o"/>
+      <w:lvlJc w:val="left"/>
+      <w:pPr>
+        <w:ind w:left="3600" w:hanging="360"/>
+      </w:pPr>
+      <w:rPr>
+        <w:rFonts w:ascii="Courier New" w:hAnsi="Courier New" w:hint="default"/>
+      </w:rPr>
+    </w:lvl>
+    <w:lvl w:ilvl="5" w:tplc="08090005" w:tentative="1">
+      <w:start w:val="1"/>
+      <w:numFmt w:val="bullet"/>
+      <w:lvlText w:val=""/>
+      <w:lvlJc w:val="left"/>
+      <w:pPr>
+        <w:ind w:left="4320" w:hanging="360"/>
+      </w:pPr>
+      <w:rPr>
+        <w:rFonts w:ascii="Wingdings" w:hAnsi="Wingdings" w:hint="default"/>
+      </w:rPr>
+    </w:lvl>
+    <w:lvl w:ilvl="6" w:tplc="08090001" w:tentative="1">
+      <w:start w:val="1"/>
+      <w:numFmt w:val="bullet"/>
+      <w:lvlText w:val=""/>
+      <w:lvlJc w:val="left"/>
+      <w:pPr>
+        <w:ind w:left="5040" w:hanging="360"/>
+      </w:pPr>
+      <w:rPr>
+        <w:rFonts w:ascii="Symbol" w:hAnsi="Symbol" w:hint="default"/>
+      </w:rPr>
+    </w:lvl>
+    <w:lvl w:ilvl="7" w:tplc="08090003" w:tentative="1">
+      <w:start w:val="1"/>
+      <w:numFmt w:val="bullet"/>
+      <w:lvlText w:val="o"/>
+      <w:lvlJc w:val="left"/>
+      <w:pPr>
+        <w:ind w:left="5760" w:hanging="360"/>
+      </w:pPr>
+      <w:rPr>
+        <w:rFonts w:ascii="Courier New" w:hAnsi="Courier New" w:hint="default"/>
+      </w:rPr>
+    </w:lvl>
+    <w:lvl w:ilvl="8" w:tplc="08090005" w:tentative="1">
+      <w:start w:val="1"/>
+      <w:numFmt w:val="bullet"/>
+      <w:lvlText w:val=""/>
+      <w:lvlJc w:val="left"/>
+      <w:pPr>
+        <w:ind w:left="6480" w:hanging="360"/>
+      </w:pPr>
+      <w:rPr>
+        <w:rFonts w:ascii="Wingdings" w:hAnsi="Wingdings" w:hint="default"/>
+      </w:rPr>
+    </w:lvl>
+  </w:abstractNum>
   <w:num w:numId="1" w16cid:durableId="438643936">
     <w:abstractNumId w:val="0"/>
+  </w:num>
+  <w:num w:numId="2" w16cid:durableId="745879122">
+    <w:abstractNumId w:val="1"/>
+  </w:num>
+  <w:num w:numId="3" w16cid:durableId="1573201177">
+    <w:abstractNumId w:val="2"/>
   </w:num>
 </w:numbering>
 </file>
